--- a/src/main/resources/templates/bachelors/4th_course/piikn/Бакалавриат_Аннотация_ПИиКН.docx
+++ b/src/main/resources/templates/bachelors/4th_course/piikn/Бакалавриат_Аннотация_ПИиКН.docx
@@ -1,6 +1,6 @@
 
 <file path=word/document.xml><?xml version="1.0" encoding="utf-8"?>
-<w:document xmlns:wpc="http://schemas.microsoft.com/office/word/2010/wordprocessingCanvas" xmlns:cx="http://schemas.microsoft.com/office/drawing/2014/chartex" xmlns:cx1="http://schemas.microsoft.com/office/drawing/2015/9/8/chartex" xmlns:cx2="http://schemas.microsoft.com/office/drawing/2015/10/21/chartex" xmlns:cx3="http://schemas.microsoft.com/office/drawing/2016/5/9/chartex" xmlns:cx4="http://schemas.microsoft.com/office/drawing/2016/5/10/chartex" xmlns:cx5="http://schemas.microsoft.com/office/drawing/2016/5/11/chartex" xmlns:cx6="http://schemas.microsoft.com/office/drawing/2016/5/12/chartex" xmlns:cx7="http://schemas.microsoft.com/office/drawing/2016/5/13/chartex" xmlns:cx8="http://schemas.microsoft.com/office/drawing/2016/5/14/chartex" xmlns:mc="http://schemas.openxmlformats.org/markup-compatibility/2006" xmlns:aink="http://schemas.microsoft.com/office/drawing/2016/ink" xmlns:am3d="http://schemas.microsoft.com/office/drawing/2017/model3d" xmlns:o="urn:schemas-microsoft-com:office:office" xmlns:oel="http://schemas.microsoft.com/office/2019/extlst" xmlns:r="http://schemas.openxmlformats.org/officeDocument/2006/relationships" xmlns:m="http://schemas.openxmlformats.org/officeDocument/2006/math" xmlns:v="urn:schemas-microsoft-com:vml" xmlns:wp14="http://schemas.microsoft.com/office/word/2010/wordprocessingDrawing" xmlns:wp="http://schemas.openxmlformats.org/drawingml/2006/wordprocessingDrawing" xmlns:w10="urn:schemas-microsoft-com:office:word" xmlns:w="http://schemas.openxmlformats.org/wordprocessingml/2006/main" xmlns:w14="http://schemas.microsoft.com/office/word/2010/wordml" xmlns:w15="http://schemas.microsoft.com/office/word/2012/wordml" xmlns:w16cex="http://schemas.microsoft.com/office/word/2018/wordml/cex" xmlns:w16cid="http://schemas.microsoft.com/office/word/2016/wordml/cid" xmlns:w16="http://schemas.microsoft.com/office/word/2018/wordml" xmlns:w16sdtdh="http://schemas.microsoft.com/office/word/2020/wordml/sdtdatahash" xmlns:w16se="http://schemas.microsoft.com/office/word/2015/wordml/symex" xmlns:wpg="http://schemas.microsoft.com/office/word/2010/wordprocessingGroup" xmlns:wpi="http://schemas.microsoft.com/office/word/2010/wordprocessingInk" xmlns:wne="http://schemas.microsoft.com/office/word/2006/wordml" xmlns:wps="http://schemas.microsoft.com/office/word/2010/wordprocessingShape" mc:Ignorable="w14 w15 w16se w16cid w16 w16cex w16sdtdh wp14">
+<w:document xmlns:wpc="http://schemas.microsoft.com/office/word/2010/wordprocessingCanvas" xmlns:cx="http://schemas.microsoft.com/office/drawing/2014/chartex" xmlns:cx1="http://schemas.microsoft.com/office/drawing/2015/9/8/chartex" xmlns:cx2="http://schemas.microsoft.com/office/drawing/2015/10/21/chartex" xmlns:cx3="http://schemas.microsoft.com/office/drawing/2016/5/9/chartex" xmlns:cx4="http://schemas.microsoft.com/office/drawing/2016/5/10/chartex" xmlns:cx5="http://schemas.microsoft.com/office/drawing/2016/5/11/chartex" xmlns:cx6="http://schemas.microsoft.com/office/drawing/2016/5/12/chartex" xmlns:cx7="http://schemas.microsoft.com/office/drawing/2016/5/13/chartex" xmlns:cx8="http://schemas.microsoft.com/office/drawing/2016/5/14/chartex" xmlns:mc="http://schemas.openxmlformats.org/markup-compatibility/2006" xmlns:aink="http://schemas.microsoft.com/office/drawing/2016/ink" xmlns:am3d="http://schemas.microsoft.com/office/drawing/2017/model3d" xmlns:o="urn:schemas-microsoft-com:office:office" xmlns:oel="http://schemas.microsoft.com/office/2019/extlst" xmlns:r="http://schemas.openxmlformats.org/officeDocument/2006/relationships" xmlns:m="http://schemas.openxmlformats.org/officeDocument/2006/math" xmlns:v="urn:schemas-microsoft-com:vml" xmlns:wp14="http://schemas.microsoft.com/office/word/2010/wordprocessingDrawing" xmlns:wp="http://schemas.openxmlformats.org/drawingml/2006/wordprocessingDrawing" xmlns:w10="urn:schemas-microsoft-com:office:word" xmlns:w="http://schemas.openxmlformats.org/wordprocessingml/2006/main" xmlns:w14="http://schemas.microsoft.com/office/word/2010/wordml" xmlns:w15="http://schemas.microsoft.com/office/word/2012/wordml" xmlns:w16cex="http://schemas.microsoft.com/office/word/2018/wordml/cex" xmlns:w16cid="http://schemas.microsoft.com/office/word/2016/wordml/cid" xmlns:w16="http://schemas.microsoft.com/office/word/2018/wordml" xmlns:w16du="http://schemas.microsoft.com/office/word/2023/wordml/word16du" xmlns:w16sdtdh="http://schemas.microsoft.com/office/word/2020/wordml/sdtdatahash" xmlns:w16se="http://schemas.microsoft.com/office/word/2015/wordml/symex" xmlns:wpg="http://schemas.microsoft.com/office/word/2010/wordprocessingGroup" xmlns:wpi="http://schemas.microsoft.com/office/word/2010/wordprocessingInk" xmlns:wne="http://schemas.microsoft.com/office/word/2006/wordml" xmlns:wps="http://schemas.microsoft.com/office/word/2010/wordprocessingShape" mc:Ignorable="w14 w15 w16se w16cid w16 w16cex w16sdtdh w16du wp14">
   <w:body>
     <w:p>
       <w:pPr>
@@ -44,10 +44,19 @@
         <w:t>темы</w:t>
       </w:r>
       <w:r>
+        <w:rPr>
+          <w:lang w:val="en-US"/>
+        </w:rPr>
+        <w:t>:</w:t>
+      </w:r>
+      <w:r>
         <w:t xml:space="preserve"> </w:t>
       </w:r>
       <w:proofErr w:type="spellStart"/>
       <w:r>
+        <w:rPr>
+          <w:u w:val="single"/>
+        </w:rPr>
         <w:t>темаВКР</w:t>
       </w:r>
       <w:proofErr w:type="spellEnd"/>
@@ -70,17 +79,21 @@
         <w:ind w:left="431" w:hanging="431"/>
       </w:pPr>
       <w:r>
-        <w:t>Выполнена студентом(кой)</w:t>
-      </w:r>
+        <w:t xml:space="preserve">Выполнена </w:t>
+      </w:r>
+      <w:proofErr w:type="spellStart"/>
+      <w:r>
+        <w:t>формаСтудентаТвор</w:t>
+      </w:r>
+      <w:proofErr w:type="spellEnd"/>
       <w:r>
         <w:t xml:space="preserve"> </w:t>
       </w:r>
-      <w:r>
-        <w:rPr>
-          <w:highlight w:val="green"/>
-        </w:rPr>
-        <w:t>Ваше ФИО в творительном падеже</w:t>
-      </w:r>
+      <w:proofErr w:type="spellStart"/>
+      <w:r>
+        <w:t>имяСтудентаТ</w:t>
+      </w:r>
+      <w:proofErr w:type="spellEnd"/>
     </w:p>
     <w:p>
       <w:pPr>
@@ -457,7 +470,28 @@
           <w:bCs/>
           <w:color w:val="000000"/>
         </w:rPr>
-        <w:t>20.05.2023</w:t>
+        <w:t>20</w:t>
+      </w:r>
+      <w:r>
+        <w:rPr>
+          <w:bCs/>
+          <w:color w:val="000000"/>
+        </w:rPr>
+        <w:t xml:space="preserve"> мая </w:t>
+      </w:r>
+      <w:r>
+        <w:rPr>
+          <w:bCs/>
+          <w:color w:val="000000"/>
+        </w:rPr>
+        <w:t>202</w:t>
+      </w:r>
+      <w:r>
+        <w:rPr>
+          <w:bCs/>
+          <w:color w:val="000000"/>
+        </w:rPr>
+        <w:t>4 г.</w:t>
       </w:r>
     </w:p>
     <w:sectPr>
@@ -472,7 +506,7 @@
 </file>
 
 <file path=word/endnotes.xml><?xml version="1.0" encoding="utf-8"?>
-<w:endnotes xmlns:wpc="http://schemas.microsoft.com/office/word/2010/wordprocessingCanvas" xmlns:cx="http://schemas.microsoft.com/office/drawing/2014/chartex" xmlns:cx1="http://schemas.microsoft.com/office/drawing/2015/9/8/chartex" xmlns:cx2="http://schemas.microsoft.com/office/drawing/2015/10/21/chartex" xmlns:cx3="http://schemas.microsoft.com/office/drawing/2016/5/9/chartex" xmlns:cx4="http://schemas.microsoft.com/office/drawing/2016/5/10/chartex" xmlns:cx5="http://schemas.microsoft.com/office/drawing/2016/5/11/chartex" xmlns:cx6="http://schemas.microsoft.com/office/drawing/2016/5/12/chartex" xmlns:cx7="http://schemas.microsoft.com/office/drawing/2016/5/13/chartex" xmlns:cx8="http://schemas.microsoft.com/office/drawing/2016/5/14/chartex" xmlns:mc="http://schemas.openxmlformats.org/markup-compatibility/2006" xmlns:aink="http://schemas.microsoft.com/office/drawing/2016/ink" xmlns:am3d="http://schemas.microsoft.com/office/drawing/2017/model3d" xmlns:o="urn:schemas-microsoft-com:office:office" xmlns:oel="http://schemas.microsoft.com/office/2019/extlst" xmlns:r="http://schemas.openxmlformats.org/officeDocument/2006/relationships" xmlns:m="http://schemas.openxmlformats.org/officeDocument/2006/math" xmlns:v="urn:schemas-microsoft-com:vml" xmlns:wp14="http://schemas.microsoft.com/office/word/2010/wordprocessingDrawing" xmlns:wp="http://schemas.openxmlformats.org/drawingml/2006/wordprocessingDrawing" xmlns:w10="urn:schemas-microsoft-com:office:word" xmlns:w="http://schemas.openxmlformats.org/wordprocessingml/2006/main" xmlns:w14="http://schemas.microsoft.com/office/word/2010/wordml" xmlns:w15="http://schemas.microsoft.com/office/word/2012/wordml" xmlns:w16cex="http://schemas.microsoft.com/office/word/2018/wordml/cex" xmlns:w16cid="http://schemas.microsoft.com/office/word/2016/wordml/cid" xmlns:w16="http://schemas.microsoft.com/office/word/2018/wordml" xmlns:w16sdtdh="http://schemas.microsoft.com/office/word/2020/wordml/sdtdatahash" xmlns:w16se="http://schemas.microsoft.com/office/word/2015/wordml/symex" xmlns:wpg="http://schemas.microsoft.com/office/word/2010/wordprocessingGroup" xmlns:wpi="http://schemas.microsoft.com/office/word/2010/wordprocessingInk" xmlns:wne="http://schemas.microsoft.com/office/word/2006/wordml" xmlns:wps="http://schemas.microsoft.com/office/word/2010/wordprocessingShape" mc:Ignorable="w14 w15 w16se w16cid w16 w16cex w16sdtdh wp14">
+<w:endnotes xmlns:wpc="http://schemas.microsoft.com/office/word/2010/wordprocessingCanvas" xmlns:cx="http://schemas.microsoft.com/office/drawing/2014/chartex" xmlns:cx1="http://schemas.microsoft.com/office/drawing/2015/9/8/chartex" xmlns:cx2="http://schemas.microsoft.com/office/drawing/2015/10/21/chartex" xmlns:cx3="http://schemas.microsoft.com/office/drawing/2016/5/9/chartex" xmlns:cx4="http://schemas.microsoft.com/office/drawing/2016/5/10/chartex" xmlns:cx5="http://schemas.microsoft.com/office/drawing/2016/5/11/chartex" xmlns:cx6="http://schemas.microsoft.com/office/drawing/2016/5/12/chartex" xmlns:cx7="http://schemas.microsoft.com/office/drawing/2016/5/13/chartex" xmlns:cx8="http://schemas.microsoft.com/office/drawing/2016/5/14/chartex" xmlns:mc="http://schemas.openxmlformats.org/markup-compatibility/2006" xmlns:aink="http://schemas.microsoft.com/office/drawing/2016/ink" xmlns:am3d="http://schemas.microsoft.com/office/drawing/2017/model3d" xmlns:o="urn:schemas-microsoft-com:office:office" xmlns:oel="http://schemas.microsoft.com/office/2019/extlst" xmlns:r="http://schemas.openxmlformats.org/officeDocument/2006/relationships" xmlns:m="http://schemas.openxmlformats.org/officeDocument/2006/math" xmlns:v="urn:schemas-microsoft-com:vml" xmlns:wp14="http://schemas.microsoft.com/office/word/2010/wordprocessingDrawing" xmlns:wp="http://schemas.openxmlformats.org/drawingml/2006/wordprocessingDrawing" xmlns:w10="urn:schemas-microsoft-com:office:word" xmlns:w="http://schemas.openxmlformats.org/wordprocessingml/2006/main" xmlns:w14="http://schemas.microsoft.com/office/word/2010/wordml" xmlns:w15="http://schemas.microsoft.com/office/word/2012/wordml" xmlns:w16cex="http://schemas.microsoft.com/office/word/2018/wordml/cex" xmlns:w16cid="http://schemas.microsoft.com/office/word/2016/wordml/cid" xmlns:w16="http://schemas.microsoft.com/office/word/2018/wordml" xmlns:w16du="http://schemas.microsoft.com/office/word/2023/wordml/word16du" xmlns:w16sdtdh="http://schemas.microsoft.com/office/word/2020/wordml/sdtdatahash" xmlns:w16se="http://schemas.microsoft.com/office/word/2015/wordml/symex" xmlns:wpg="http://schemas.microsoft.com/office/word/2010/wordprocessingGroup" xmlns:wpi="http://schemas.microsoft.com/office/word/2010/wordprocessingInk" xmlns:wne="http://schemas.microsoft.com/office/word/2006/wordml" xmlns:wps="http://schemas.microsoft.com/office/word/2010/wordprocessingShape" mc:Ignorable="w14 w15 w16se w16cid w16 w16cex w16sdtdh w16du wp14">
   <w:endnote w:type="separator" w:id="-1">
     <w:p>
       <w:r>
@@ -491,7 +525,7 @@
 </file>
 
 <file path=word/footnotes.xml><?xml version="1.0" encoding="utf-8"?>
-<w:footnotes xmlns:wpc="http://schemas.microsoft.com/office/word/2010/wordprocessingCanvas" xmlns:cx="http://schemas.microsoft.com/office/drawing/2014/chartex" xmlns:cx1="http://schemas.microsoft.com/office/drawing/2015/9/8/chartex" xmlns:cx2="http://schemas.microsoft.com/office/drawing/2015/10/21/chartex" xmlns:cx3="http://schemas.microsoft.com/office/drawing/2016/5/9/chartex" xmlns:cx4="http://schemas.microsoft.com/office/drawing/2016/5/10/chartex" xmlns:cx5="http://schemas.microsoft.com/office/drawing/2016/5/11/chartex" xmlns:cx6="http://schemas.microsoft.com/office/drawing/2016/5/12/chartex" xmlns:cx7="http://schemas.microsoft.com/office/drawing/2016/5/13/chartex" xmlns:cx8="http://schemas.microsoft.com/office/drawing/2016/5/14/chartex" xmlns:mc="http://schemas.openxmlformats.org/markup-compatibility/2006" xmlns:aink="http://schemas.microsoft.com/office/drawing/2016/ink" xmlns:am3d="http://schemas.microsoft.com/office/drawing/2017/model3d" xmlns:o="urn:schemas-microsoft-com:office:office" xmlns:oel="http://schemas.microsoft.com/office/2019/extlst" xmlns:r="http://schemas.openxmlformats.org/officeDocument/2006/relationships" xmlns:m="http://schemas.openxmlformats.org/officeDocument/2006/math" xmlns:v="urn:schemas-microsoft-com:vml" xmlns:wp14="http://schemas.microsoft.com/office/word/2010/wordprocessingDrawing" xmlns:wp="http://schemas.openxmlformats.org/drawingml/2006/wordprocessingDrawing" xmlns:w10="urn:schemas-microsoft-com:office:word" xmlns:w="http://schemas.openxmlformats.org/wordprocessingml/2006/main" xmlns:w14="http://schemas.microsoft.com/office/word/2010/wordml" xmlns:w15="http://schemas.microsoft.com/office/word/2012/wordml" xmlns:w16cex="http://schemas.microsoft.com/office/word/2018/wordml/cex" xmlns:w16cid="http://schemas.microsoft.com/office/word/2016/wordml/cid" xmlns:w16="http://schemas.microsoft.com/office/word/2018/wordml" xmlns:w16sdtdh="http://schemas.microsoft.com/office/word/2020/wordml/sdtdatahash" xmlns:w16se="http://schemas.microsoft.com/office/word/2015/wordml/symex" xmlns:wpg="http://schemas.microsoft.com/office/word/2010/wordprocessingGroup" xmlns:wpi="http://schemas.microsoft.com/office/word/2010/wordprocessingInk" xmlns:wne="http://schemas.microsoft.com/office/word/2006/wordml" xmlns:wps="http://schemas.microsoft.com/office/word/2010/wordprocessingShape" mc:Ignorable="w14 w15 w16se w16cid w16 w16cex w16sdtdh wp14">
+<w:footnotes xmlns:wpc="http://schemas.microsoft.com/office/word/2010/wordprocessingCanvas" xmlns:cx="http://schemas.microsoft.com/office/drawing/2014/chartex" xmlns:cx1="http://schemas.microsoft.com/office/drawing/2015/9/8/chartex" xmlns:cx2="http://schemas.microsoft.com/office/drawing/2015/10/21/chartex" xmlns:cx3="http://schemas.microsoft.com/office/drawing/2016/5/9/chartex" xmlns:cx4="http://schemas.microsoft.com/office/drawing/2016/5/10/chartex" xmlns:cx5="http://schemas.microsoft.com/office/drawing/2016/5/11/chartex" xmlns:cx6="http://schemas.microsoft.com/office/drawing/2016/5/12/chartex" xmlns:cx7="http://schemas.microsoft.com/office/drawing/2016/5/13/chartex" xmlns:cx8="http://schemas.microsoft.com/office/drawing/2016/5/14/chartex" xmlns:mc="http://schemas.openxmlformats.org/markup-compatibility/2006" xmlns:aink="http://schemas.microsoft.com/office/drawing/2016/ink" xmlns:am3d="http://schemas.microsoft.com/office/drawing/2017/model3d" xmlns:o="urn:schemas-microsoft-com:office:office" xmlns:oel="http://schemas.microsoft.com/office/2019/extlst" xmlns:r="http://schemas.openxmlformats.org/officeDocument/2006/relationships" xmlns:m="http://schemas.openxmlformats.org/officeDocument/2006/math" xmlns:v="urn:schemas-microsoft-com:vml" xmlns:wp14="http://schemas.microsoft.com/office/word/2010/wordprocessingDrawing" xmlns:wp="http://schemas.openxmlformats.org/drawingml/2006/wordprocessingDrawing" xmlns:w10="urn:schemas-microsoft-com:office:word" xmlns:w="http://schemas.openxmlformats.org/wordprocessingml/2006/main" xmlns:w14="http://schemas.microsoft.com/office/word/2010/wordml" xmlns:w15="http://schemas.microsoft.com/office/word/2012/wordml" xmlns:w16cex="http://schemas.microsoft.com/office/word/2018/wordml/cex" xmlns:w16cid="http://schemas.microsoft.com/office/word/2016/wordml/cid" xmlns:w16="http://schemas.microsoft.com/office/word/2018/wordml" xmlns:w16du="http://schemas.microsoft.com/office/word/2023/wordml/word16du" xmlns:w16sdtdh="http://schemas.microsoft.com/office/word/2020/wordml/sdtdatahash" xmlns:w16se="http://schemas.microsoft.com/office/word/2015/wordml/symex" xmlns:wpg="http://schemas.microsoft.com/office/word/2010/wordprocessingGroup" xmlns:wpi="http://schemas.microsoft.com/office/word/2010/wordprocessingInk" xmlns:wne="http://schemas.microsoft.com/office/word/2006/wordml" xmlns:wps="http://schemas.microsoft.com/office/word/2010/wordprocessingShape" mc:Ignorable="w14 w15 w16se w16cid w16 w16cex w16sdtdh w16du wp14">
   <w:footnote w:type="separator" w:id="-1">
     <w:p>
       <w:r>
@@ -510,7 +544,7 @@
 </file>
 
 <file path=word/numbering.xml><?xml version="1.0" encoding="utf-8"?>
-<w:numbering xmlns:wpc="http://schemas.microsoft.com/office/word/2010/wordprocessingCanvas" xmlns:cx="http://schemas.microsoft.com/office/drawing/2014/chartex" xmlns:cx1="http://schemas.microsoft.com/office/drawing/2015/9/8/chartex" xmlns:cx2="http://schemas.microsoft.com/office/drawing/2015/10/21/chartex" xmlns:cx3="http://schemas.microsoft.com/office/drawing/2016/5/9/chartex" xmlns:cx4="http://schemas.microsoft.com/office/drawing/2016/5/10/chartex" xmlns:cx5="http://schemas.microsoft.com/office/drawing/2016/5/11/chartex" xmlns:cx6="http://schemas.microsoft.com/office/drawing/2016/5/12/chartex" xmlns:cx7="http://schemas.microsoft.com/office/drawing/2016/5/13/chartex" xmlns:cx8="http://schemas.microsoft.com/office/drawing/2016/5/14/chartex" xmlns:mc="http://schemas.openxmlformats.org/markup-compatibility/2006" xmlns:aink="http://schemas.microsoft.com/office/drawing/2016/ink" xmlns:am3d="http://schemas.microsoft.com/office/drawing/2017/model3d" xmlns:o="urn:schemas-microsoft-com:office:office" xmlns:oel="http://schemas.microsoft.com/office/2019/extlst" xmlns:r="http://schemas.openxmlformats.org/officeDocument/2006/relationships" xmlns:m="http://schemas.openxmlformats.org/officeDocument/2006/math" xmlns:v="urn:schemas-microsoft-com:vml" xmlns:wp14="http://schemas.microsoft.com/office/word/2010/wordprocessingDrawing" xmlns:wp="http://schemas.openxmlformats.org/drawingml/2006/wordprocessingDrawing" xmlns:w10="urn:schemas-microsoft-com:office:word" xmlns:w="http://schemas.openxmlformats.org/wordprocessingml/2006/main" xmlns:w14="http://schemas.microsoft.com/office/word/2010/wordml" xmlns:w15="http://schemas.microsoft.com/office/word/2012/wordml" xmlns:w16cex="http://schemas.microsoft.com/office/word/2018/wordml/cex" xmlns:w16cid="http://schemas.microsoft.com/office/word/2016/wordml/cid" xmlns:w16="http://schemas.microsoft.com/office/word/2018/wordml" xmlns:w16sdtdh="http://schemas.microsoft.com/office/word/2020/wordml/sdtdatahash" xmlns:w16se="http://schemas.microsoft.com/office/word/2015/wordml/symex" xmlns:wpg="http://schemas.microsoft.com/office/word/2010/wordprocessingGroup" xmlns:wpi="http://schemas.microsoft.com/office/word/2010/wordprocessingInk" xmlns:wne="http://schemas.microsoft.com/office/word/2006/wordml" xmlns:wps="http://schemas.microsoft.com/office/word/2010/wordprocessingShape" mc:Ignorable="w14 w15 w16se w16cid w16 w16cex w16sdtdh wp14">
+<w:numbering xmlns:wpc="http://schemas.microsoft.com/office/word/2010/wordprocessingCanvas" xmlns:cx="http://schemas.microsoft.com/office/drawing/2014/chartex" xmlns:cx1="http://schemas.microsoft.com/office/drawing/2015/9/8/chartex" xmlns:cx2="http://schemas.microsoft.com/office/drawing/2015/10/21/chartex" xmlns:cx3="http://schemas.microsoft.com/office/drawing/2016/5/9/chartex" xmlns:cx4="http://schemas.microsoft.com/office/drawing/2016/5/10/chartex" xmlns:cx5="http://schemas.microsoft.com/office/drawing/2016/5/11/chartex" xmlns:cx6="http://schemas.microsoft.com/office/drawing/2016/5/12/chartex" xmlns:cx7="http://schemas.microsoft.com/office/drawing/2016/5/13/chartex" xmlns:cx8="http://schemas.microsoft.com/office/drawing/2016/5/14/chartex" xmlns:mc="http://schemas.openxmlformats.org/markup-compatibility/2006" xmlns:aink="http://schemas.microsoft.com/office/drawing/2016/ink" xmlns:am3d="http://schemas.microsoft.com/office/drawing/2017/model3d" xmlns:o="urn:schemas-microsoft-com:office:office" xmlns:oel="http://schemas.microsoft.com/office/2019/extlst" xmlns:r="http://schemas.openxmlformats.org/officeDocument/2006/relationships" xmlns:m="http://schemas.openxmlformats.org/officeDocument/2006/math" xmlns:v="urn:schemas-microsoft-com:vml" xmlns:wp14="http://schemas.microsoft.com/office/word/2010/wordprocessingDrawing" xmlns:wp="http://schemas.openxmlformats.org/drawingml/2006/wordprocessingDrawing" xmlns:w10="urn:schemas-microsoft-com:office:word" xmlns:w="http://schemas.openxmlformats.org/wordprocessingml/2006/main" xmlns:w14="http://schemas.microsoft.com/office/word/2010/wordml" xmlns:w15="http://schemas.microsoft.com/office/word/2012/wordml" xmlns:w16cex="http://schemas.microsoft.com/office/word/2018/wordml/cex" xmlns:w16cid="http://schemas.microsoft.com/office/word/2016/wordml/cid" xmlns:w16="http://schemas.microsoft.com/office/word/2018/wordml" xmlns:w16du="http://schemas.microsoft.com/office/word/2023/wordml/word16du" xmlns:w16sdtdh="http://schemas.microsoft.com/office/word/2020/wordml/sdtdatahash" xmlns:w16se="http://schemas.microsoft.com/office/word/2015/wordml/symex" xmlns:wpg="http://schemas.microsoft.com/office/word/2010/wordprocessingGroup" xmlns:wpi="http://schemas.microsoft.com/office/word/2010/wordprocessingInk" xmlns:wne="http://schemas.microsoft.com/office/word/2006/wordml" xmlns:wps="http://schemas.microsoft.com/office/word/2010/wordprocessingShape" mc:Ignorable="w14 w15 w16se w16cid w16 w16cex w16sdtdh w16du wp14">
   <w:abstractNum w:abstractNumId="0" w15:restartNumberingAfterBreak="0">
     <w:nsid w:val="00000001"/>
     <w:multiLevelType w:val="multilevel"/>
@@ -4844,28 +4878,28 @@
       </w:pPr>
     </w:lvl>
   </w:abstractNum>
-  <w:num w:numId="1" w16cid:durableId="797723998">
+  <w:num w:numId="1" w16cid:durableId="924655235">
     <w:abstractNumId w:val="1"/>
   </w:num>
-  <w:num w:numId="2" w16cid:durableId="1838305950">
+  <w:num w:numId="2" w16cid:durableId="1983463103">
     <w:abstractNumId w:val="12"/>
   </w:num>
-  <w:num w:numId="3" w16cid:durableId="595871634">
+  <w:num w:numId="3" w16cid:durableId="1188716258">
     <w:abstractNumId w:val="37"/>
   </w:num>
-  <w:num w:numId="4" w16cid:durableId="1398939547">
+  <w:num w:numId="4" w16cid:durableId="792215066">
     <w:abstractNumId w:val="2"/>
   </w:num>
-  <w:num w:numId="5" w16cid:durableId="161164297">
+  <w:num w:numId="5" w16cid:durableId="293680737">
     <w:abstractNumId w:val="31"/>
   </w:num>
-  <w:num w:numId="6" w16cid:durableId="206336961">
+  <w:num w:numId="6" w16cid:durableId="1566258179">
     <w:abstractNumId w:val="21"/>
   </w:num>
-  <w:num w:numId="7" w16cid:durableId="1866744613">
+  <w:num w:numId="7" w16cid:durableId="699547200">
     <w:abstractNumId w:val="17"/>
   </w:num>
-  <w:num w:numId="8" w16cid:durableId="736049642">
+  <w:num w:numId="8" w16cid:durableId="366105704">
     <w:abstractNumId w:val="26"/>
     <w:lvlOverride w:ilvl="0"/>
     <w:lvlOverride w:ilvl="1">
@@ -4893,137 +4927,137 @@
       <w:startOverride w:val="1"/>
     </w:lvlOverride>
   </w:num>
-  <w:num w:numId="9" w16cid:durableId="118885495">
+  <w:num w:numId="9" w16cid:durableId="1343169088">
     <w:abstractNumId w:val="4"/>
   </w:num>
-  <w:num w:numId="10" w16cid:durableId="1892184812">
+  <w:num w:numId="10" w16cid:durableId="1067653802">
     <w:abstractNumId w:val="6"/>
   </w:num>
-  <w:num w:numId="11" w16cid:durableId="707996030">
+  <w:num w:numId="11" w16cid:durableId="2101901274">
     <w:abstractNumId w:val="10"/>
   </w:num>
-  <w:num w:numId="12" w16cid:durableId="1575166538">
+  <w:num w:numId="12" w16cid:durableId="2068841449">
     <w:abstractNumId w:val="5"/>
   </w:num>
-  <w:num w:numId="13" w16cid:durableId="1018317165">
+  <w:num w:numId="13" w16cid:durableId="377359322">
     <w:abstractNumId w:val="16"/>
   </w:num>
-  <w:num w:numId="14" w16cid:durableId="835848614">
+  <w:num w:numId="14" w16cid:durableId="1377779959">
     <w:abstractNumId w:val="27"/>
   </w:num>
-  <w:num w:numId="15" w16cid:durableId="1937127131">
+  <w:num w:numId="15" w16cid:durableId="441076641">
     <w:abstractNumId w:val="22"/>
   </w:num>
-  <w:num w:numId="16" w16cid:durableId="1226179784">
+  <w:num w:numId="16" w16cid:durableId="2112046979">
     <w:abstractNumId w:val="33"/>
   </w:num>
-  <w:num w:numId="17" w16cid:durableId="1184973201">
+  <w:num w:numId="17" w16cid:durableId="1836870182">
     <w:abstractNumId w:val="8"/>
   </w:num>
-  <w:num w:numId="18" w16cid:durableId="1155728818">
+  <w:num w:numId="18" w16cid:durableId="2091804330">
     <w:abstractNumId w:val="36"/>
   </w:num>
-  <w:num w:numId="19" w16cid:durableId="1744063065">
+  <w:num w:numId="19" w16cid:durableId="1192183144">
     <w:abstractNumId w:val="11"/>
   </w:num>
-  <w:num w:numId="20" w16cid:durableId="1009285167">
+  <w:num w:numId="20" w16cid:durableId="744498703">
     <w:abstractNumId w:val="28"/>
   </w:num>
-  <w:num w:numId="21" w16cid:durableId="144397689">
+  <w:num w:numId="21" w16cid:durableId="406458513">
     <w:abstractNumId w:val="15"/>
   </w:num>
-  <w:num w:numId="22" w16cid:durableId="1960263507">
+  <w:num w:numId="22" w16cid:durableId="229194161">
     <w:abstractNumId w:val="20"/>
   </w:num>
-  <w:num w:numId="23" w16cid:durableId="1739815697">
+  <w:num w:numId="23" w16cid:durableId="827477633">
     <w:abstractNumId w:val="35"/>
   </w:num>
-  <w:num w:numId="24" w16cid:durableId="2121683419">
+  <w:num w:numId="24" w16cid:durableId="40249671">
     <w:abstractNumId w:val="7"/>
   </w:num>
-  <w:num w:numId="25" w16cid:durableId="1810782301">
+  <w:num w:numId="25" w16cid:durableId="1583489016">
     <w:abstractNumId w:val="34"/>
   </w:num>
-  <w:num w:numId="26" w16cid:durableId="1887251141">
+  <w:num w:numId="26" w16cid:durableId="346568643">
     <w:abstractNumId w:val="32"/>
   </w:num>
-  <w:num w:numId="27" w16cid:durableId="270630890">
+  <w:num w:numId="27" w16cid:durableId="2054842141">
     <w:abstractNumId w:val="18"/>
   </w:num>
-  <w:num w:numId="28" w16cid:durableId="1146169796">
+  <w:num w:numId="28" w16cid:durableId="2107262751">
     <w:abstractNumId w:val="19"/>
   </w:num>
-  <w:num w:numId="29" w16cid:durableId="1181240773">
+  <w:num w:numId="29" w16cid:durableId="608120851">
     <w:abstractNumId w:val="14"/>
   </w:num>
-  <w:num w:numId="30" w16cid:durableId="746538302">
+  <w:num w:numId="30" w16cid:durableId="652369848">
     <w:abstractNumId w:val="24"/>
   </w:num>
-  <w:num w:numId="31" w16cid:durableId="1370258534">
+  <w:num w:numId="31" w16cid:durableId="1373001264">
     <w:abstractNumId w:val="23"/>
   </w:num>
-  <w:num w:numId="32" w16cid:durableId="109477670">
+  <w:num w:numId="32" w16cid:durableId="1590428575">
     <w:abstractNumId w:val="9"/>
   </w:num>
-  <w:num w:numId="33" w16cid:durableId="1651979711">
+  <w:num w:numId="33" w16cid:durableId="1876262159">
     <w:abstractNumId w:val="29"/>
   </w:num>
-  <w:num w:numId="34" w16cid:durableId="85158376">
+  <w:num w:numId="34" w16cid:durableId="1970865988">
     <w:abstractNumId w:val="25"/>
   </w:num>
-  <w:num w:numId="35" w16cid:durableId="1801453981">
+  <w:num w:numId="35" w16cid:durableId="2103646868">
     <w:abstractNumId w:val="13"/>
   </w:num>
-  <w:num w:numId="36" w16cid:durableId="152448787">
+  <w:num w:numId="36" w16cid:durableId="1671516964">
     <w:abstractNumId w:val="0"/>
   </w:num>
-  <w:num w:numId="37" w16cid:durableId="2134134626">
+  <w:num w:numId="37" w16cid:durableId="1236015111">
     <w:abstractNumId w:val="3"/>
   </w:num>
-  <w:num w:numId="38" w16cid:durableId="274144738">
+  <w:num w:numId="38" w16cid:durableId="1398429965">
     <w:abstractNumId w:val="37"/>
   </w:num>
-  <w:num w:numId="39" w16cid:durableId="1306742685">
+  <w:num w:numId="39" w16cid:durableId="1966036730">
     <w:abstractNumId w:val="37"/>
   </w:num>
-  <w:num w:numId="40" w16cid:durableId="1222061419">
+  <w:num w:numId="40" w16cid:durableId="644898939">
     <w:abstractNumId w:val="37"/>
   </w:num>
-  <w:num w:numId="41" w16cid:durableId="2145662262">
+  <w:num w:numId="41" w16cid:durableId="744767775">
     <w:abstractNumId w:val="37"/>
   </w:num>
-  <w:num w:numId="42" w16cid:durableId="36130480">
+  <w:num w:numId="42" w16cid:durableId="645164791">
     <w:abstractNumId w:val="37"/>
   </w:num>
-  <w:num w:numId="43" w16cid:durableId="194780357">
+  <w:num w:numId="43" w16cid:durableId="687681363">
     <w:abstractNumId w:val="37"/>
   </w:num>
-  <w:num w:numId="44" w16cid:durableId="1645770393">
+  <w:num w:numId="44" w16cid:durableId="885532722">
     <w:abstractNumId w:val="37"/>
   </w:num>
-  <w:num w:numId="45" w16cid:durableId="410125466">
+  <w:num w:numId="45" w16cid:durableId="1328437776">
     <w:abstractNumId w:val="37"/>
   </w:num>
-  <w:num w:numId="46" w16cid:durableId="71241503">
+  <w:num w:numId="46" w16cid:durableId="1087188510">
     <w:abstractNumId w:val="37"/>
   </w:num>
-  <w:num w:numId="47" w16cid:durableId="921529070">
+  <w:num w:numId="47" w16cid:durableId="1433476696">
     <w:abstractNumId w:val="37"/>
   </w:num>
-  <w:num w:numId="48" w16cid:durableId="871764394">
+  <w:num w:numId="48" w16cid:durableId="387924787">
     <w:abstractNumId w:val="37"/>
   </w:num>
-  <w:num w:numId="49" w16cid:durableId="1115372640">
+  <w:num w:numId="49" w16cid:durableId="406850449">
     <w:abstractNumId w:val="37"/>
   </w:num>
-  <w:num w:numId="50" w16cid:durableId="304357823">
+  <w:num w:numId="50" w16cid:durableId="1052074045">
     <w:abstractNumId w:val="30"/>
   </w:num>
 </w:numbering>
 </file>
 
 <file path=word/styles.xml><?xml version="1.0" encoding="utf-8"?>
-<w:styles xmlns:mc="http://schemas.openxmlformats.org/markup-compatibility/2006" xmlns:r="http://schemas.openxmlformats.org/officeDocument/2006/relationships" xmlns:w="http://schemas.openxmlformats.org/wordprocessingml/2006/main" xmlns:w14="http://schemas.microsoft.com/office/word/2010/wordml" xmlns:w15="http://schemas.microsoft.com/office/word/2012/wordml" xmlns:w16cex="http://schemas.microsoft.com/office/word/2018/wordml/cex" xmlns:w16cid="http://schemas.microsoft.com/office/word/2016/wordml/cid" xmlns:w16="http://schemas.microsoft.com/office/word/2018/wordml" xmlns:w16sdtdh="http://schemas.microsoft.com/office/word/2020/wordml/sdtdatahash" xmlns:w16se="http://schemas.microsoft.com/office/word/2015/wordml/symex" mc:Ignorable="w14 w15 w16se w16cid w16 w16cex w16sdtdh">
+<w:styles xmlns:mc="http://schemas.openxmlformats.org/markup-compatibility/2006" xmlns:r="http://schemas.openxmlformats.org/officeDocument/2006/relationships" xmlns:w="http://schemas.openxmlformats.org/wordprocessingml/2006/main" xmlns:w14="http://schemas.microsoft.com/office/word/2010/wordml" xmlns:w15="http://schemas.microsoft.com/office/word/2012/wordml" xmlns:w16cex="http://schemas.microsoft.com/office/word/2018/wordml/cex" xmlns:w16cid="http://schemas.microsoft.com/office/word/2016/wordml/cid" xmlns:w16="http://schemas.microsoft.com/office/word/2018/wordml" xmlns:w16du="http://schemas.microsoft.com/office/word/2023/wordml/word16du" xmlns:w16sdtdh="http://schemas.microsoft.com/office/word/2020/wordml/sdtdatahash" xmlns:w16se="http://schemas.microsoft.com/office/word/2015/wordml/symex" mc:Ignorable="w14 w15 w16se w16cid w16 w16cex w16sdtdh w16du">
   <w:docDefaults>
     <w:rPrDefault>
       <w:rPr>
@@ -6626,7 +6660,7 @@
 </file>
 
 <file path=customXml/itemProps1.xml><?xml version="1.0" encoding="utf-8"?>
-<ds:datastoreItem xmlns:ds="http://schemas.openxmlformats.org/officeDocument/2006/customXml" ds:itemID="{5055F628-BCD0-4639-B642-4701FB08ABA3}">
+<ds:datastoreItem xmlns:ds="http://schemas.openxmlformats.org/officeDocument/2006/customXml" ds:itemID="{BA319F17-BDAF-4116-A9FC-5F3C8635D279}">
   <ds:schemaRefs>
     <ds:schemaRef ds:uri="http://schemas.openxmlformats.org/officeDocument/2006/bibliography"/>
   </ds:schemaRefs>
